--- a/resources/templates/template_005_入党积极分子备案表.docx
+++ b/resources/templates/template_005_入党积极分子备案表.docx
@@ -616,6 +616,7 @@
             <w:pPr>
               <w:wordWrap w:val="0"/>
               <w:spacing w:line="400" w:lineRule="exact"/>
+              <w:ind w:right="1216" w:rightChars="579"/>
               <w:jc w:val="right"/>
               <w:rPr>
                 <w:rFonts w:hint="default" w:ascii="仿宋_GB2312" w:hAnsi="仿宋_GB2312" w:eastAsia="仿宋_GB2312" w:cs="仿宋_GB2312"/>
@@ -634,7 +635,7 @@
                 <w:highlight w:val="none"/>
                 <w:u w:val="none"/>
               </w:rPr>
-              <w:t>党支部书记签字（盖章）：</w:t>
+              <w:t>党支部书记签字（盖章）</w:t>
             </w:r>
             <w:r>
               <w:rPr>
@@ -643,9 +644,20 @@
                 <w:szCs w:val="24"/>
                 <w:highlight w:val="none"/>
                 <w:u w:val="none"/>
-                <w:lang w:val="en-US" w:eastAsia="zh-CN"/>
-              </w:rPr>
-              <w:t xml:space="preserve">            </w:t>
+                <w:lang w:eastAsia="zh-CN"/>
+              </w:rPr>
+              <w:t>：</w:t>
+            </w:r>
+            <w:r>
+              <w:rPr>
+                <w:rFonts w:hint="eastAsia" w:ascii="仿宋_GB2312" w:hAnsi="仿宋_GB2312" w:eastAsia="仿宋_GB2312" w:cs="仿宋_GB2312"/>
+                <w:sz w:val="24"/>
+                <w:szCs w:val="24"/>
+                <w:highlight w:val="none"/>
+                <w:u w:val="none"/>
+                <w:lang w:val="en-US" w:eastAsia="zh-CN"/>
+              </w:rPr>
+              <w:t xml:space="preserve"> </w:t>
             </w:r>
           </w:p>
           <w:p>
@@ -975,7 +987,7 @@
               <w:adjustRightInd/>
               <w:snapToGrid/>
               <w:spacing w:line="400" w:lineRule="exact"/>
-              <w:ind w:right="0"/>
+              <w:ind w:right="1216" w:rightChars="579"/>
               <w:jc w:val="right"/>
               <w:textAlignment w:val="auto"/>
               <w:rPr>
@@ -1004,7 +1016,19 @@
                 <w:highlight w:val="none"/>
                 <w:u w:val="none"/>
               </w:rPr>
-              <w:t>支部书记签字(盖章)：</w:t>
+              <w:t>支部书</w:t>
+            </w:r>
+            <w:bookmarkStart w:id="0" w:name="_GoBack"/>
+            <w:bookmarkEnd w:id="0"/>
+            <w:r>
+              <w:rPr>
+                <w:rFonts w:hint="eastAsia" w:ascii="仿宋_GB2312" w:hAnsi="仿宋_GB2312" w:eastAsia="仿宋_GB2312" w:cs="仿宋_GB2312"/>
+                <w:sz w:val="24"/>
+                <w:szCs w:val="24"/>
+                <w:highlight w:val="none"/>
+                <w:u w:val="none"/>
+              </w:rPr>
+              <w:t>记签字(盖章)：</w:t>
             </w:r>
           </w:p>
           <w:p>
@@ -1164,8 +1188,6 @@
                 <w:lang w:val="en-US" w:eastAsia="zh-CN"/>
               </w:rPr>
             </w:pPr>
-            <w:bookmarkStart w:id="0" w:name="_GoBack"/>
-            <w:bookmarkEnd w:id="0"/>
             <w:r>
               <w:rPr>
                 <w:rFonts w:hint="eastAsia" w:ascii="仿宋" w:hAnsi="仿宋" w:eastAsia="仿宋" w:cs="仿宋"/>
@@ -1483,7 +1505,7 @@
     <w:pPrDefault/>
   </w:docDefaults>
   <w:latentStyles w:count="260" w:defQFormat="0" w:defUnhideWhenUsed="1" w:defSemiHidden="1" w:defUIPriority="99" w:defLockedState="0">
-    <w:lsdException w:unhideWhenUsed="0" w:uiPriority="0" w:semiHidden="0" w:name="Normal"/>
+    <w:lsdException w:qFormat="1" w:unhideWhenUsed="0" w:uiPriority="0" w:semiHidden="0" w:name="Normal"/>
     <w:lsdException w:qFormat="1" w:unhideWhenUsed="0" w:uiPriority="0" w:semiHidden="0" w:name="heading 1"/>
     <w:lsdException w:qFormat="1" w:uiPriority="0" w:name="heading 2"/>
     <w:lsdException w:qFormat="1" w:uiPriority="0" w:name="heading 3"/>
@@ -1734,6 +1756,7 @@
   </w:latentStyles>
   <w:style w:type="paragraph" w:default="1" w:styleId="1">
     <w:name w:val="Normal"/>
+    <w:qFormat/>
     <w:uiPriority w:val="0"/>
     <w:pPr>
       <w:widowControl w:val="0"/>
